--- a/REI-Recogida-de-datos/04 - Fase 2 - Guia didàctica.docx
+++ b/REI-Recogida-de-datos/04 - Fase 2 - Guia didàctica.docx
@@ -948,7 +948,6 @@
                   <w:docPart w:val="27AD85E15EE9461780604B38CAD20B70"/>
                 </w:placeholder>
               </w:sdtPr>
-              <w:sdtEndPr/>
               <w:sdtContent>
                 <w:r>
                   <w:rPr>
@@ -1051,7 +1050,6 @@
                 <w:docPart w:val="9016068BB65449E7A982F5A164CBFAFC"/>
               </w:placeholder>
             </w:sdtPr>
-            <w:sdtEndPr/>
             <w:sdtContent>
               <w:p>
                 <w:pPr>
@@ -1136,7 +1134,7 @@
                 <w:noProof/>
               </w:rPr>
               <w:drawing>
-                <wp:inline distT="0" distB="0" distL="0" distR="0" wp14:anchorId="6CD68FED" wp14:editId="4F463636">
+                <wp:inline distT="0" distB="0" distL="0" distR="0" wp14:anchorId="6CD68FED" wp14:editId="0C7D3779">
                   <wp:extent cx="3059723" cy="2715620"/>
                   <wp:effectExtent l="0" t="0" r="7620" b="8890"/>
                   <wp:docPr id="1232446413" name="Picture 3"/>
@@ -1232,7 +1230,7 @@
                 <w:noProof/>
               </w:rPr>
               <w:drawing>
-                <wp:inline distT="0" distB="0" distL="0" distR="0" wp14:anchorId="1BEDAE40" wp14:editId="4103F120">
+                <wp:inline distT="0" distB="0" distL="0" distR="0" wp14:anchorId="1BEDAE40" wp14:editId="368E4F19">
                   <wp:extent cx="3669323" cy="2352377"/>
                   <wp:effectExtent l="0" t="0" r="7620" b="0"/>
                   <wp:docPr id="1746924639" name="Picture 4"/>
@@ -1446,13 +1444,7 @@
                   <w:rPr>
                     <w:rFonts w:ascii="Cambria Math" w:hAnsi="Cambria Math"/>
                   </w:rPr>
-                  <m:t>de</m:t>
-                </m:r>
-                <m:r>
-                  <w:rPr>
-                    <w:rFonts w:ascii="Cambria Math" w:hAnsi="Cambria Math"/>
-                  </w:rPr>
-                  <m:t xml:space="preserve"> 25=</m:t>
+                  <m:t>de 25=</m:t>
                 </m:r>
                 <m:f>
                   <m:fPr>
@@ -1636,7 +1628,6 @@
                   <w:docPart w:val="958E8E895695400988CDE0122EE2B62B"/>
                 </w:placeholder>
               </w:sdtPr>
-              <w:sdtEndPr/>
               <w:sdtContent>
                 <w:r>
                   <w:rPr>
@@ -1903,7 +1894,6 @@
                   <w:docPart w:val="93E064B4D2B54D18909BD9C7B39C25B0"/>
                 </w:placeholder>
               </w:sdtPr>
-              <w:sdtEndPr/>
               <w:sdtContent>
                 <w:r>
                   <w:rPr>
@@ -2562,13 +2552,7 @@
                   <w:rPr>
                     <w:rFonts w:ascii="Cambria Math" w:hAnsi="Cambria Math"/>
                   </w:rPr>
-                  <m:t>de</m:t>
-                </m:r>
-                <m:r>
-                  <w:rPr>
-                    <w:rFonts w:ascii="Cambria Math" w:hAnsi="Cambria Math"/>
-                  </w:rPr>
-                  <m:t xml:space="preserve"> 25=</m:t>
+                  <m:t>de 25=</m:t>
                 </m:r>
                 <m:f>
                   <m:fPr>
@@ -5407,6 +5391,7 @@
   <w:style w:type="character" w:default="1" w:styleId="DefaultParagraphFont">
     <w:name w:val="Default Paragraph Font"/>
     <w:uiPriority w:val="1"/>
+    <w:semiHidden/>
     <w:unhideWhenUsed/>
   </w:style>
   <w:style w:type="table" w:default="1" w:styleId="TableNormal">
@@ -5940,6 +5925,7 @@
     <w:sig w:usb0="00000000" w:usb1="10000000" w:usb2="00000000" w:usb3="00000000" w:csb0="80000000" w:csb1="00000000"/>
   </w:font>
   <w:font w:name="Noto Sans Symbols">
+    <w:altName w:val="Calibri"/>
     <w:charset w:val="00"/>
     <w:family w:val="auto"/>
     <w:pitch w:val="default"/>
@@ -6029,10 +6015,12 @@
     <w:rsid w:val="00923997"/>
     <w:rsid w:val="00933990"/>
     <w:rsid w:val="009B791A"/>
+    <w:rsid w:val="009E599B"/>
     <w:rsid w:val="00A14DC3"/>
     <w:rsid w:val="00B321C4"/>
     <w:rsid w:val="00B93177"/>
     <w:rsid w:val="00BF5495"/>
+    <w:rsid w:val="00CB5A8F"/>
     <w:rsid w:val="00CE2C8E"/>
     <w:rsid w:val="00E23A7E"/>
     <w:rsid w:val="00E662AA"/>
@@ -6502,14 +6490,6 @@
     <w:name w:val="67C963B815044F479B087FEBCB54AE95"/>
     <w:rsid w:val="00267EC8"/>
   </w:style>
-  <w:style w:type="paragraph" w:customStyle="1" w:styleId="F64DE30B288D4B11ABF9816369D77557">
-    <w:name w:val="F64DE30B288D4B11ABF9816369D77557"/>
-    <w:rsid w:val="00E23A7E"/>
-  </w:style>
-  <w:style w:type="paragraph" w:customStyle="1" w:styleId="B4E31F7C175948F1B6383962BE7E2DC2">
-    <w:name w:val="B4E31F7C175948F1B6383962BE7E2DC2"/>
-    <w:rsid w:val="00E23A7E"/>
-  </w:style>
   <w:style w:type="paragraph" w:customStyle="1" w:styleId="F4D4CB4AE2574AADA34FCF6BE84BF6B2">
     <w:name w:val="F4D4CB4AE2574AADA34FCF6BE84BF6B2"/>
     <w:rsid w:val="00E23A7E"/>
@@ -6528,24 +6508,8 @@
     <w:name w:val="958E8E895695400988CDE0122EE2B62B"/>
     <w:rsid w:val="00807757"/>
   </w:style>
-  <w:style w:type="paragraph" w:customStyle="1" w:styleId="8BA49F83E04D44D1864AD1E931659330">
-    <w:name w:val="8BA49F83E04D44D1864AD1E931659330"/>
-    <w:rsid w:val="00923997"/>
-  </w:style>
-  <w:style w:type="paragraph" w:customStyle="1" w:styleId="AC0177C02011470B8FF8E4C6D9CDA234">
-    <w:name w:val="AC0177C02011470B8FF8E4C6D9CDA234"/>
-    <w:rsid w:val="00923997"/>
-  </w:style>
   <w:style w:type="paragraph" w:customStyle="1" w:styleId="095963A1D224487EAC3E51F7E899CCED">
     <w:name w:val="095963A1D224487EAC3E51F7E899CCED"/>
-    <w:rsid w:val="00923997"/>
-  </w:style>
-  <w:style w:type="paragraph" w:customStyle="1" w:styleId="AB32631AA20F4E8391910CB604601446">
-    <w:name w:val="AB32631AA20F4E8391910CB604601446"/>
-    <w:rsid w:val="00923997"/>
-  </w:style>
-  <w:style w:type="paragraph" w:customStyle="1" w:styleId="73938D6D1BBF4A5E889137D83A019AF8">
-    <w:name w:val="73938D6D1BBF4A5E889137D83A019AF8"/>
     <w:rsid w:val="00923997"/>
   </w:style>
   <w:style w:type="paragraph" w:customStyle="1" w:styleId="7B72ED7D750642CE836454B0B1BB2CB4">

--- a/REI-Recogida-de-datos/04 - Fase 2 - Guia didàctica.docx
+++ b/REI-Recogida-de-datos/04 - Fase 2 - Guia didàctica.docx
@@ -522,6 +522,7 @@
                   <w:docPart w:val="7B72ED7D750642CE836454B0B1BB2CB4"/>
                 </w:placeholder>
               </w:sdtPr>
+              <w:sdtEndPr/>
               <w:sdtContent>
                 <w:r>
                   <w:rPr>
@@ -868,6 +869,7 @@
                 <w:docPart w:val="095963A1D224487EAC3E51F7E899CCED"/>
               </w:placeholder>
             </w:sdtPr>
+            <w:sdtEndPr/>
             <w:sdtContent>
               <w:p>
                 <w:pPr>
@@ -948,6 +950,7 @@
                   <w:docPart w:val="27AD85E15EE9461780604B38CAD20B70"/>
                 </w:placeholder>
               </w:sdtPr>
+              <w:sdtEndPr/>
               <w:sdtContent>
                 <w:r>
                   <w:rPr>
@@ -1050,6 +1053,7 @@
                 <w:docPart w:val="9016068BB65449E7A982F5A164CBFAFC"/>
               </w:placeholder>
             </w:sdtPr>
+            <w:sdtEndPr/>
             <w:sdtContent>
               <w:p>
                 <w:pPr>
@@ -1134,7 +1138,7 @@
                 <w:noProof/>
               </w:rPr>
               <w:drawing>
-                <wp:inline distT="0" distB="0" distL="0" distR="0" wp14:anchorId="6CD68FED" wp14:editId="0C7D3779">
+                <wp:inline distT="0" distB="0" distL="0" distR="0" wp14:anchorId="6CD68FED" wp14:editId="428DBA27">
                   <wp:extent cx="3059723" cy="2715620"/>
                   <wp:effectExtent l="0" t="0" r="7620" b="8890"/>
                   <wp:docPr id="1232446413" name="Picture 3"/>
@@ -1230,7 +1234,7 @@
                 <w:noProof/>
               </w:rPr>
               <w:drawing>
-                <wp:inline distT="0" distB="0" distL="0" distR="0" wp14:anchorId="1BEDAE40" wp14:editId="368E4F19">
+                <wp:inline distT="0" distB="0" distL="0" distR="0" wp14:anchorId="1BEDAE40" wp14:editId="4D57F639">
                   <wp:extent cx="3669323" cy="2352377"/>
                   <wp:effectExtent l="0" t="0" r="7620" b="0"/>
                   <wp:docPr id="1746924639" name="Picture 4"/>
@@ -1444,7 +1448,13 @@
                   <w:rPr>
                     <w:rFonts w:ascii="Cambria Math" w:hAnsi="Cambria Math"/>
                   </w:rPr>
-                  <m:t>de 25=</m:t>
+                  <m:t>de</m:t>
+                </m:r>
+                <m:r>
+                  <w:rPr>
+                    <w:rFonts w:ascii="Cambria Math" w:hAnsi="Cambria Math"/>
+                  </w:rPr>
+                  <m:t xml:space="preserve"> 25=</m:t>
                 </m:r>
                 <m:f>
                   <m:fPr>
@@ -1628,6 +1638,7 @@
                   <w:docPart w:val="958E8E895695400988CDE0122EE2B62B"/>
                 </w:placeholder>
               </w:sdtPr>
+              <w:sdtEndPr/>
               <w:sdtContent>
                 <w:r>
                   <w:rPr>
@@ -1894,6 +1905,7 @@
                   <w:docPart w:val="93E064B4D2B54D18909BD9C7B39C25B0"/>
                 </w:placeholder>
               </w:sdtPr>
+              <w:sdtEndPr/>
               <w:sdtContent>
                 <w:r>
                   <w:rPr>
@@ -2552,7 +2564,13 @@
                   <w:rPr>
                     <w:rFonts w:ascii="Cambria Math" w:hAnsi="Cambria Math"/>
                   </w:rPr>
-                  <m:t>de 25=</m:t>
+                  <m:t>de</m:t>
+                </m:r>
+                <m:r>
+                  <w:rPr>
+                    <w:rFonts w:ascii="Cambria Math" w:hAnsi="Cambria Math"/>
+                  </w:rPr>
+                  <m:t xml:space="preserve"> 25=</m:t>
                 </m:r>
                 <m:f>
                   <m:fPr>
@@ -3055,9 +3073,11 @@
     <w:sectPr>
       <w:headerReference w:type="default" r:id="rId11"/>
       <w:footerReference w:type="default" r:id="rId12"/>
+      <w:headerReference w:type="first" r:id="rId13"/>
       <w:pgSz w:w="11906" w:h="16838"/>
       <w:pgMar w:top="1440" w:right="1440" w:bottom="2269" w:left="1440" w:header="708" w:footer="708" w:gutter="0"/>
       <w:cols w:space="720"/>
+      <w:titlePg/>
       <w:docGrid w:linePitch="272"/>
     </w:sectPr>
   </w:body>
@@ -3192,378 +3212,240 @@
 <w:hdr xmlns:wpc="http://schemas.microsoft.com/office/word/2010/wordprocessingCanvas" xmlns:cx="http://schemas.microsoft.com/office/drawing/2014/chartex" xmlns:cx1="http://schemas.microsoft.com/office/drawing/2015/9/8/chartex" xmlns:cx2="http://schemas.microsoft.com/office/drawing/2015/10/21/chartex" xmlns:cx3="http://schemas.microsoft.com/office/drawing/2016/5/9/chartex" xmlns:cx4="http://schemas.microsoft.com/office/drawing/2016/5/10/chartex" xmlns:cx5="http://schemas.microsoft.com/office/drawing/2016/5/11/chartex" xmlns:cx6="http://schemas.microsoft.com/office/drawing/2016/5/12/chartex" xmlns:cx7="http://schemas.microsoft.com/office/drawing/2016/5/13/chartex" xmlns:cx8="http://schemas.microsoft.com/office/drawing/2016/5/14/chartex" xmlns:mc="http://schemas.openxmlformats.org/markup-compatibility/2006" xmlns:aink="http://schemas.microsoft.com/office/drawing/2016/ink" xmlns:am3d="http://schemas.microsoft.com/office/drawing/2017/model3d" xmlns:o="urn:schemas-microsoft-com:office:office" xmlns:oel="http://schemas.microsoft.com/office/2019/extlst" xmlns:r="http://schemas.openxmlformats.org/officeDocument/2006/relationships" xmlns:m="http://schemas.openxmlformats.org/officeDocument/2006/math" xmlns:v="urn:schemas-microsoft-com:vml" xmlns:wp14="http://schemas.microsoft.com/office/word/2010/wordprocessingDrawing" xmlns:wp="http://schemas.openxmlformats.org/drawingml/2006/wordprocessingDrawing" xmlns:w10="urn:schemas-microsoft-com:office:word" xmlns:w="http://schemas.openxmlformats.org/wordprocessingml/2006/main" xmlns:w14="http://schemas.microsoft.com/office/word/2010/wordml" xmlns:w15="http://schemas.microsoft.com/office/word/2012/wordml" xmlns:w16cex="http://schemas.microsoft.com/office/word/2018/wordml/cex" xmlns:w16cid="http://schemas.microsoft.com/office/word/2016/wordml/cid" xmlns:w16="http://schemas.microsoft.com/office/word/2018/wordml" xmlns:w16du="http://schemas.microsoft.com/office/word/2023/wordml/word16du" xmlns:w16sdtdh="http://schemas.microsoft.com/office/word/2020/wordml/sdtdatahash" xmlns:w16sdtfl="http://schemas.microsoft.com/office/word/2024/wordml/sdtformatlock" xmlns:w16se="http://schemas.microsoft.com/office/word/2015/wordml/symex" xmlns:wpg="http://schemas.microsoft.com/office/word/2010/wordprocessingGroup" xmlns:wpi="http://schemas.microsoft.com/office/word/2010/wordprocessingInk" xmlns:wne="http://schemas.microsoft.com/office/word/2006/wordml" xmlns:wps="http://schemas.microsoft.com/office/word/2010/wordprocessingShape" mc:Ignorable="w14 w15 w16se w16cid w16 w16cex w16sdtdh w16sdtfl w16du wp14">
   <w:p>
     <w:pPr>
-      <w:pBdr>
-        <w:top w:val="nil"/>
-        <w:left w:val="nil"/>
-        <w:bottom w:val="nil"/>
-        <w:right w:val="nil"/>
-        <w:between w:val="nil"/>
-      </w:pBdr>
-      <w:tabs>
-        <w:tab w:val="center" w:pos="4513"/>
-        <w:tab w:val="right" w:pos="9026"/>
-      </w:tabs>
-      <w:spacing w:line="240" w:lineRule="auto"/>
-      <w:jc w:val="right"/>
-      <w:rPr>
-        <w:rFonts w:ascii="Avenir" w:eastAsia="Avenir" w:hAnsi="Avenir" w:cs="Avenir"/>
-        <w:color w:val="000000"/>
-        <w:sz w:val="22"/>
-        <w:szCs w:val="22"/>
-      </w:rPr>
+      <w:pStyle w:val="Header"/>
     </w:pPr>
     <w:r>
       <w:rPr>
-        <w:color w:val="000000"/>
-        <w:sz w:val="22"/>
-        <w:szCs w:val="22"/>
-      </w:rPr>
-      <w:tab/>
-      <w:t xml:space="preserve">       </w:t>
-    </w:r>
-    <w:r>
-      <w:rPr>
-        <w:color w:val="000000"/>
-        <w:sz w:val="22"/>
-        <w:szCs w:val="22"/>
-      </w:rPr>
-      <w:tab/>
-    </w:r>
-    <w:r>
-      <w:rPr>
-        <w:color w:val="000000"/>
-        <w:sz w:val="22"/>
-        <w:szCs w:val="22"/>
-      </w:rPr>
-      <w:tab/>
-    </w:r>
-    <w:r>
-      <w:rPr>
-        <w:rFonts w:ascii="Avenir" w:eastAsia="Avenir" w:hAnsi="Avenir" w:cs="Avenir"/>
-        <w:b/>
-        <w:color w:val="000000"/>
-        <w:sz w:val="24"/>
-        <w:szCs w:val="24"/>
-      </w:rPr>
-      <w:t xml:space="preserve">FASE </w:t>
-    </w:r>
-    <w:r>
-      <w:rPr>
-        <w:rFonts w:ascii="Avenir" w:eastAsia="Avenir" w:hAnsi="Avenir" w:cs="Avenir"/>
-        <w:b/>
-        <w:color w:val="000000"/>
-        <w:sz w:val="24"/>
-        <w:szCs w:val="24"/>
-      </w:rPr>
-      <w:t>2</w:t>
-    </w:r>
-    <w:r>
-      <w:rPr>
-        <w:rFonts w:ascii="Avenir" w:eastAsia="Avenir" w:hAnsi="Avenir" w:cs="Avenir"/>
-        <w:b/>
-        <w:color w:val="000000"/>
-        <w:sz w:val="24"/>
-        <w:szCs w:val="24"/>
-      </w:rPr>
-      <w:t xml:space="preserve"> </w:t>
-    </w:r>
-    <w:r>
-      <w:rPr>
-        <w:rFonts w:ascii="Avenir" w:eastAsia="Avenir" w:hAnsi="Avenir" w:cs="Avenir"/>
-        <w:color w:val="000000"/>
-        <w:sz w:val="24"/>
-        <w:szCs w:val="24"/>
-      </w:rPr>
-      <w:t>–</w:t>
-    </w:r>
-    <w:r>
-      <w:rPr>
-        <w:rFonts w:ascii="Avenir" w:eastAsia="Avenir" w:hAnsi="Avenir" w:cs="Avenir"/>
-        <w:color w:val="000000"/>
-        <w:sz w:val="24"/>
-        <w:szCs w:val="24"/>
-      </w:rPr>
-      <w:t xml:space="preserve"> </w:t>
-    </w:r>
-    <w:r>
-      <w:rPr>
         <w:noProof/>
       </w:rPr>
-      <mc:AlternateContent>
-        <mc:Choice Requires="wpg">
-          <w:drawing>
-            <wp:anchor distT="0" distB="0" distL="114300" distR="114300" simplePos="0" relativeHeight="251662336" behindDoc="0" locked="0" layoutInCell="1" hidden="0" allowOverlap="1" wp14:anchorId="5E6E0340" wp14:editId="3D7F852B">
-              <wp:simplePos x="0" y="0"/>
-              <wp:positionH relativeFrom="column">
-                <wp:posOffset>1</wp:posOffset>
-              </wp:positionH>
-              <wp:positionV relativeFrom="paragraph">
-                <wp:posOffset>-171449</wp:posOffset>
-              </wp:positionV>
-              <wp:extent cx="1718945" cy="666115"/>
-              <wp:effectExtent l="0" t="0" r="0" b="0"/>
-              <wp:wrapSquare wrapText="bothSides" distT="0" distB="0" distL="114300" distR="114300"/>
-              <wp:docPr id="3" name="Group 3"/>
-              <wp:cNvGraphicFramePr/>
-              <a:graphic xmlns:a="http://schemas.openxmlformats.org/drawingml/2006/main">
-                <a:graphicData uri="http://schemas.microsoft.com/office/word/2010/wordprocessingGroup">
-                  <wpg:wgp>
-                    <wpg:cNvGrpSpPr/>
-                    <wpg:grpSpPr>
-                      <a:xfrm>
-                        <a:off x="0" y="0"/>
-                        <a:ext cx="1718945" cy="666115"/>
-                        <a:chOff x="4486525" y="3446925"/>
-                        <a:chExt cx="1718950" cy="666150"/>
-                      </a:xfrm>
-                    </wpg:grpSpPr>
-                    <wpg:grpSp>
-                      <wpg:cNvPr id="627246311" name="Group 627246311"/>
-                      <wpg:cNvGrpSpPr/>
-                      <wpg:grpSpPr>
-                        <a:xfrm>
-                          <a:off x="4486528" y="3446943"/>
-                          <a:ext cx="1718945" cy="666115"/>
-                          <a:chOff x="4486525" y="3446925"/>
-                          <a:chExt cx="1718950" cy="805450"/>
-                        </a:xfrm>
-                      </wpg:grpSpPr>
-                      <wps:wsp>
-                        <wps:cNvPr id="1660389424" name="Rectangle 1660389424"/>
-                        <wps:cNvSpPr/>
-                        <wps:spPr>
-                          <a:xfrm>
-                            <a:off x="4486525" y="3446925"/>
-                            <a:ext cx="1718950" cy="805450"/>
-                          </a:xfrm>
-                          <a:prstGeom prst="rect">
-                            <a:avLst/>
-                          </a:prstGeom>
-                          <a:noFill/>
-                          <a:ln>
-                            <a:noFill/>
-                          </a:ln>
-                        </wps:spPr>
-                        <wps:txbx>
-                          <w:txbxContent>
-                            <w:p>
-                              <w:pPr>
-                                <w:spacing w:line="240" w:lineRule="auto"/>
-                                <w:textDirection w:val="btLr"/>
-                              </w:pPr>
-                            </w:p>
-                          </w:txbxContent>
-                        </wps:txbx>
-                        <wps:bodyPr spcFirstLastPara="1" wrap="square" lIns="91425" tIns="91425" rIns="91425" bIns="91425" anchor="ctr" anchorCtr="0">
-                          <a:noAutofit/>
-                        </wps:bodyPr>
-                      </wps:wsp>
-                      <wpg:grpSp>
-                        <wpg:cNvPr id="651845839" name="Group 651845839"/>
-                        <wpg:cNvGrpSpPr/>
-                        <wpg:grpSpPr>
-                          <a:xfrm>
-                            <a:off x="4486528" y="3446943"/>
-                            <a:ext cx="1718945" cy="805416"/>
-                            <a:chOff x="0" y="0"/>
-                            <a:chExt cx="2011680" cy="894327"/>
-                          </a:xfrm>
-                        </wpg:grpSpPr>
-                        <wps:wsp>
-                          <wps:cNvPr id="1189610194" name="Rectangle 1189610194"/>
-                          <wps:cNvSpPr/>
-                          <wps:spPr>
-                            <a:xfrm>
-                              <a:off x="0" y="0"/>
-                              <a:ext cx="2011675" cy="739625"/>
-                            </a:xfrm>
-                            <a:prstGeom prst="rect">
-                              <a:avLst/>
-                            </a:prstGeom>
-                            <a:noFill/>
-                            <a:ln>
-                              <a:noFill/>
-                            </a:ln>
-                          </wps:spPr>
-                          <wps:txbx>
-                            <w:txbxContent>
-                              <w:p>
-                                <w:pPr>
-                                  <w:spacing w:line="240" w:lineRule="auto"/>
-                                  <w:textDirection w:val="btLr"/>
-                                </w:pPr>
-                              </w:p>
-                            </w:txbxContent>
-                          </wps:txbx>
-                          <wps:bodyPr spcFirstLastPara="1" wrap="square" lIns="91425" tIns="91425" rIns="91425" bIns="91425" anchor="ctr" anchorCtr="0">
-                            <a:noAutofit/>
-                          </wps:bodyPr>
-                        </wps:wsp>
-                        <pic:pic xmlns:pic="http://schemas.openxmlformats.org/drawingml/2006/picture">
-                          <pic:nvPicPr>
-                            <pic:cNvPr id="8" name="Shape 8" descr="A pink hexagon with black background&#10;&#10;Description automatically generated"/>
-                            <pic:cNvPicPr preferRelativeResize="0"/>
-                          </pic:nvPicPr>
-                          <pic:blipFill rotWithShape="1">
-                            <a:blip r:embed="rId1">
-                              <a:alphaModFix/>
-                            </a:blip>
-                            <a:srcRect/>
-                            <a:stretch/>
-                          </pic:blipFill>
-                          <pic:spPr>
-                            <a:xfrm>
-                              <a:off x="1554480" y="0"/>
-                              <a:ext cx="457200" cy="506095"/>
-                            </a:xfrm>
-                            <a:prstGeom prst="rect">
-                              <a:avLst/>
-                            </a:prstGeom>
-                            <a:noFill/>
-                            <a:ln>
-                              <a:noFill/>
-                            </a:ln>
-                          </pic:spPr>
-                        </pic:pic>
-                        <pic:pic xmlns:pic="http://schemas.openxmlformats.org/drawingml/2006/picture">
-                          <pic:nvPicPr>
-                            <pic:cNvPr id="9" name="Shape 9" descr="A red circle with black background&#10;&#10;Description automatically generated"/>
-                            <pic:cNvPicPr preferRelativeResize="0"/>
-                          </pic:nvPicPr>
-                          <pic:blipFill rotWithShape="1">
-                            <a:blip r:embed="rId2">
-                              <a:alphaModFix/>
-                            </a:blip>
-                            <a:srcRect/>
-                            <a:stretch/>
-                          </pic:blipFill>
-                          <pic:spPr>
-                            <a:xfrm>
-                              <a:off x="0" y="0"/>
-                              <a:ext cx="657860" cy="657860"/>
-                            </a:xfrm>
-                            <a:prstGeom prst="rect">
-                              <a:avLst/>
-                            </a:prstGeom>
-                            <a:noFill/>
-                            <a:ln>
-                              <a:noFill/>
-                            </a:ln>
-                          </pic:spPr>
-                        </pic:pic>
-                        <pic:pic xmlns:pic="http://schemas.openxmlformats.org/drawingml/2006/picture">
-                          <pic:nvPicPr>
-                            <pic:cNvPr id="10" name="Shape 10" descr="A purple square with white dots&#10;&#10;Description automatically generated"/>
-                            <pic:cNvPicPr preferRelativeResize="0"/>
-                          </pic:nvPicPr>
-                          <pic:blipFill rotWithShape="1">
-                            <a:blip r:embed="rId3">
-                              <a:alphaModFix/>
-                            </a:blip>
-                            <a:srcRect/>
-                            <a:stretch/>
-                          </pic:blipFill>
-                          <pic:spPr>
-                            <a:xfrm rot="9135914" flipH="1">
-                              <a:off x="672592" y="366268"/>
-                              <a:ext cx="756920" cy="373380"/>
-                            </a:xfrm>
-                            <a:prstGeom prst="rect">
-                              <a:avLst/>
-                            </a:prstGeom>
-                            <a:noFill/>
-                            <a:ln>
-                              <a:noFill/>
-                            </a:ln>
-                          </pic:spPr>
-                        </pic:pic>
-                      </wpg:grpSp>
-                    </wpg:grpSp>
-                  </wpg:wgp>
-                </a:graphicData>
-              </a:graphic>
-            </wp:anchor>
-          </w:drawing>
-        </mc:Choice>
-        <mc:Fallback>
-          <w:pict>
-            <v:group w14:anchorId="5E6E0340" id="Group 3" o:spid="_x0000_s1026" style="position:absolute;left:0;text-align:left;margin-left:0;margin-top:-13.5pt;width:135.35pt;height:52.45pt;z-index:251662336" coordorigin="44865,34469" coordsize="17189,6661" o:gfxdata="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">
-              <v:group id="Group 627246311" o:spid="_x0000_s1027" style="position:absolute;left:44865;top:34469;width:17189;height:6661" coordorigin="44865,34469" coordsize="17189,8054" o:gfxdata="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">
-                <v:rect id="Rectangle 1660389424" o:spid="_x0000_s1028" style="position:absolute;left:44865;top:34469;width:17189;height:8054;visibility:visible;mso-wrap-style:square;v-text-anchor:middle" o:gfxdata="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" filled="f" stroked="f">
-                  <v:textbox inset="2.53958mm,2.53958mm,2.53958mm,2.53958mm">
-                    <w:txbxContent>
-                      <w:p>
-                        <w:pPr>
-                          <w:spacing w:line="240" w:lineRule="auto"/>
-                          <w:textDirection w:val="btLr"/>
-                        </w:pPr>
-                      </w:p>
-                    </w:txbxContent>
-                  </v:textbox>
-                </v:rect>
-                <v:group id="Group 651845839" o:spid="_x0000_s1029" style="position:absolute;left:44865;top:34469;width:17189;height:8054" coordsize="20116,8943" o:gfxdata="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">
-                  <v:rect id="Rectangle 1189610194" o:spid="_x0000_s1030" style="position:absolute;width:20116;height:7396;visibility:visible;mso-wrap-style:square;v-text-anchor:middle" o:gfxdata="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" filled="f" stroked="f">
-                    <v:textbox inset="2.53958mm,2.53958mm,2.53958mm,2.53958mm">
-                      <w:txbxContent>
-                        <w:p>
-                          <w:pPr>
-                            <w:spacing w:line="240" w:lineRule="auto"/>
-                            <w:textDirection w:val="btLr"/>
-                          </w:pPr>
-                        </w:p>
-                      </w:txbxContent>
-                    </v:textbox>
-                  </v:rect>
-                  <v:shapetype id="_x0000_t75" coordsize="21600,21600" o:spt="75" o:preferrelative="t" path="m@4@5l@4@11@9@11@9@5xe" filled="f" stroked="f">
-                    <v:stroke joinstyle="miter"/>
-                    <v:formulas>
-                      <v:f eqn="if lineDrawn pixelLineWidth 0"/>
-                      <v:f eqn="sum @0 1 0"/>
-                      <v:f eqn="sum 0 0 @1"/>
-                      <v:f eqn="prod @2 1 2"/>
-                      <v:f eqn="prod @3 21600 pixelWidth"/>
-                      <v:f eqn="prod @3 21600 pixelHeight"/>
-                      <v:f eqn="sum @0 0 1"/>
-                      <v:f eqn="prod @6 1 2"/>
-                      <v:f eqn="prod @7 21600 pixelWidth"/>
-                      <v:f eqn="sum @8 21600 0"/>
-                      <v:f eqn="prod @7 21600 pixelHeight"/>
-                      <v:f eqn="sum @10 21600 0"/>
-                    </v:formulas>
-                    <v:path o:extrusionok="f" gradientshapeok="t" o:connecttype="rect"/>
-                    <o:lock v:ext="edit" aspectratio="t"/>
-                  </v:shapetype>
-                  <v:shape id="Shape 8" o:spid="_x0000_s1031" type="#_x0000_t75" alt="A pink hexagon with black background&#10;&#10;Description automatically generated" style="position:absolute;left:15544;width:4572;height:5060;visibility:visible;mso-wrap-style:square" o:preferrelative="f" o:gfxdata="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">
-                    <v:imagedata r:id="rId4" o:title="A pink hexagon with black background&#10;&#10;Description automatically generated"/>
-                  </v:shape>
-                  <v:shape id="Shape 9" o:spid="_x0000_s1032" type="#_x0000_t75" alt="A red circle with black background&#10;&#10;Description automatically generated" style="position:absolute;width:6578;height:6578;visibility:visible;mso-wrap-style:square" o:preferrelative="f" o:gfxdata="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">
-                    <v:imagedata r:id="rId5" o:title="A red circle with black background&#10;&#10;Description automatically generated"/>
-                  </v:shape>
-                  <v:shape id="Shape 10" o:spid="_x0000_s1033" type="#_x0000_t75" alt="A purple square with white dots&#10;&#10;Description automatically generated" style="position:absolute;left:6725;top:3662;width:7570;height:3734;rotation:-9978854fd;flip:x;visibility:visible;mso-wrap-style:square" o:preferrelative="f" o:gfxdata="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">
-                    <v:imagedata r:id="rId6" o:title="A purple square with white dots&#10;&#10;Description automatically generated"/>
-                  </v:shape>
-                </v:group>
-              </v:group>
-              <w10:wrap type="square"/>
-            </v:group>
-          </w:pict>
-        </mc:Fallback>
-      </mc:AlternateContent>
-    </w:r>
-    <w:r>
-      <w:rPr>
-        <w:rFonts w:ascii="Avenir" w:eastAsia="Avenir" w:hAnsi="Avenir" w:cs="Avenir"/>
-        <w:color w:val="000000"/>
-        <w:sz w:val="24"/>
-        <w:szCs w:val="24"/>
-      </w:rPr>
-      <w:t>Què s’amaga dins l’ampolla?</w:t>
+      <w:drawing>
+        <wp:anchor distT="0" distB="0" distL="114300" distR="114300" simplePos="0" relativeHeight="251665408" behindDoc="0" locked="0" layoutInCell="1" allowOverlap="1" wp14:anchorId="14E9DD29" wp14:editId="0D29F08A">
+          <wp:simplePos x="0" y="0"/>
+          <wp:positionH relativeFrom="column">
+            <wp:posOffset>3652520</wp:posOffset>
+          </wp:positionH>
+          <wp:positionV relativeFrom="paragraph">
+            <wp:posOffset>-301625</wp:posOffset>
+          </wp:positionV>
+          <wp:extent cx="2092960" cy="556895"/>
+          <wp:effectExtent l="0" t="0" r="2540" b="0"/>
+          <wp:wrapNone/>
+          <wp:docPr id="1054681637" name="Picture 2" descr="A grey square with white text&#10;&#10;AI-generated content may be incorrect.">
+            <a:extLst xmlns:a="http://schemas.openxmlformats.org/drawingml/2006/main">
+              <a:ext uri="{FF2B5EF4-FFF2-40B4-BE49-F238E27FC236}">
+                <a16:creationId xmlns:a16="http://schemas.microsoft.com/office/drawing/2014/main" id="{2ADF4236-C311-988C-1EAF-F33444BF8989}"/>
+              </a:ext>
+            </a:extLst>
+          </wp:docPr>
+          <wp:cNvGraphicFramePr>
+            <a:graphicFrameLocks xmlns:a="http://schemas.openxmlformats.org/drawingml/2006/main" noChangeAspect="1"/>
+          </wp:cNvGraphicFramePr>
+          <a:graphic xmlns:a="http://schemas.openxmlformats.org/drawingml/2006/main">
+            <a:graphicData uri="http://schemas.openxmlformats.org/drawingml/2006/picture">
+              <pic:pic xmlns:pic="http://schemas.openxmlformats.org/drawingml/2006/picture">
+                <pic:nvPicPr>
+                  <pic:cNvPr id="1026" name="Picture 2" descr="A grey square with white text&#10;&#10;AI-generated content may be incorrect.">
+                    <a:extLst>
+                      <a:ext uri="{FF2B5EF4-FFF2-40B4-BE49-F238E27FC236}">
+                        <a16:creationId xmlns:a16="http://schemas.microsoft.com/office/drawing/2014/main" id="{2ADF4236-C311-988C-1EAF-F33444BF8989}"/>
+                      </a:ext>
+                    </a:extLst>
+                  </pic:cNvPr>
+                  <pic:cNvPicPr>
+                    <a:picLocks noChangeAspect="1"/>
+                  </pic:cNvPicPr>
+                </pic:nvPicPr>
+                <pic:blipFill rotWithShape="1">
+                  <a:blip r:embed="rId1">
+                    <a:extLst>
+                      <a:ext uri="{28A0092B-C50C-407E-A947-70E740481C1C}">
+                        <a14:useLocalDpi xmlns:a14="http://schemas.microsoft.com/office/drawing/2010/main" val="0"/>
+                      </a:ext>
+                    </a:extLst>
+                  </a:blip>
+                  <a:srcRect r="18171" b="16231"/>
+                  <a:stretch>
+                    <a:fillRect/>
+                  </a:stretch>
+                </pic:blipFill>
+                <pic:spPr bwMode="auto">
+                  <a:xfrm>
+                    <a:off x="0" y="0"/>
+                    <a:ext cx="2092960" cy="556895"/>
+                  </a:xfrm>
+                  <a:prstGeom prst="rect">
+                    <a:avLst/>
+                  </a:prstGeom>
+                  <a:noFill/>
+                  <a:ln>
+                    <a:noFill/>
+                  </a:ln>
+                  <a:extLst>
+                    <a:ext uri="{53640926-AAD7-44D8-BBD7-CCE9431645EC}">
+                      <a14:shadowObscured xmlns:a14="http://schemas.microsoft.com/office/drawing/2010/main"/>
+                    </a:ext>
+                  </a:extLst>
+                </pic:spPr>
+              </pic:pic>
+            </a:graphicData>
+          </a:graphic>
+        </wp:anchor>
+      </w:drawing>
     </w:r>
   </w:p>
+</w:hdr>
+</file>
+
+<file path=word/header2.xml><?xml version="1.0" encoding="utf-8"?>
+<w:hdr xmlns:wpc="http://schemas.microsoft.com/office/word/2010/wordprocessingCanvas" xmlns:cx="http://schemas.microsoft.com/office/drawing/2014/chartex" xmlns:cx1="http://schemas.microsoft.com/office/drawing/2015/9/8/chartex" xmlns:cx2="http://schemas.microsoft.com/office/drawing/2015/10/21/chartex" xmlns:cx3="http://schemas.microsoft.com/office/drawing/2016/5/9/chartex" xmlns:cx4="http://schemas.microsoft.com/office/drawing/2016/5/10/chartex" xmlns:cx5="http://schemas.microsoft.com/office/drawing/2016/5/11/chartex" xmlns:cx6="http://schemas.microsoft.com/office/drawing/2016/5/12/chartex" xmlns:cx7="http://schemas.microsoft.com/office/drawing/2016/5/13/chartex" xmlns:cx8="http://schemas.microsoft.com/office/drawing/2016/5/14/chartex" xmlns:mc="http://schemas.openxmlformats.org/markup-compatibility/2006" xmlns:aink="http://schemas.microsoft.com/office/drawing/2016/ink" xmlns:am3d="http://schemas.microsoft.com/office/drawing/2017/model3d" xmlns:o="urn:schemas-microsoft-com:office:office" xmlns:oel="http://schemas.microsoft.com/office/2019/extlst" xmlns:r="http://schemas.openxmlformats.org/officeDocument/2006/relationships" xmlns:m="http://schemas.openxmlformats.org/officeDocument/2006/math" xmlns:v="urn:schemas-microsoft-com:vml" xmlns:wp14="http://schemas.microsoft.com/office/word/2010/wordprocessingDrawing" xmlns:wp="http://schemas.openxmlformats.org/drawingml/2006/wordprocessingDrawing" xmlns:w10="urn:schemas-microsoft-com:office:word" xmlns:w="http://schemas.openxmlformats.org/wordprocessingml/2006/main" xmlns:w14="http://schemas.microsoft.com/office/word/2010/wordml" xmlns:w15="http://schemas.microsoft.com/office/word/2012/wordml" xmlns:w16cex="http://schemas.microsoft.com/office/word/2018/wordml/cex" xmlns:w16cid="http://schemas.microsoft.com/office/word/2016/wordml/cid" xmlns:w16="http://schemas.microsoft.com/office/word/2018/wordml" xmlns:w16du="http://schemas.microsoft.com/office/word/2023/wordml/word16du" xmlns:w16sdtdh="http://schemas.microsoft.com/office/word/2020/wordml/sdtdatahash" xmlns:w16sdtfl="http://schemas.microsoft.com/office/word/2024/wordml/sdtformatlock" xmlns:w16se="http://schemas.microsoft.com/office/word/2015/wordml/symex" xmlns:wpg="http://schemas.microsoft.com/office/word/2010/wordprocessingGroup" xmlns:wpi="http://schemas.microsoft.com/office/word/2010/wordprocessingInk" xmlns:wne="http://schemas.microsoft.com/office/word/2006/wordml" xmlns:wps="http://schemas.microsoft.com/office/word/2010/wordprocessingShape" mc:Ignorable="w14 w15 w16se w16cid w16 w16cex w16sdtdh w16sdtfl w16du wp14">
   <w:p>
     <w:pPr>
       <w:pStyle w:val="Header"/>
     </w:pPr>
+    <w:r>
+      <w:rPr>
+        <w:noProof/>
+      </w:rPr>
+      <w:drawing>
+        <wp:anchor distT="0" distB="0" distL="114300" distR="114300" simplePos="0" relativeHeight="251662336" behindDoc="0" locked="0" layoutInCell="1" allowOverlap="1" wp14:anchorId="405E9F09" wp14:editId="2AB9E331">
+          <wp:simplePos x="0" y="0"/>
+          <wp:positionH relativeFrom="column">
+            <wp:posOffset>3652520</wp:posOffset>
+          </wp:positionH>
+          <wp:positionV relativeFrom="paragraph">
+            <wp:posOffset>-301625</wp:posOffset>
+          </wp:positionV>
+          <wp:extent cx="2092960" cy="556895"/>
+          <wp:effectExtent l="0" t="0" r="2540" b="0"/>
+          <wp:wrapNone/>
+          <wp:docPr id="616438139" name="Picture 2" descr="A grey square with white text&#10;&#10;AI-generated content may be incorrect.">
+            <a:extLst xmlns:a="http://schemas.openxmlformats.org/drawingml/2006/main">
+              <a:ext uri="{FF2B5EF4-FFF2-40B4-BE49-F238E27FC236}">
+                <a16:creationId xmlns:a16="http://schemas.microsoft.com/office/drawing/2014/main" id="{2ADF4236-C311-988C-1EAF-F33444BF8989}"/>
+              </a:ext>
+            </a:extLst>
+          </wp:docPr>
+          <wp:cNvGraphicFramePr>
+            <a:graphicFrameLocks xmlns:a="http://schemas.openxmlformats.org/drawingml/2006/main" noChangeAspect="1"/>
+          </wp:cNvGraphicFramePr>
+          <a:graphic xmlns:a="http://schemas.openxmlformats.org/drawingml/2006/main">
+            <a:graphicData uri="http://schemas.openxmlformats.org/drawingml/2006/picture">
+              <pic:pic xmlns:pic="http://schemas.openxmlformats.org/drawingml/2006/picture">
+                <pic:nvPicPr>
+                  <pic:cNvPr id="1026" name="Picture 2" descr="A grey square with white text&#10;&#10;AI-generated content may be incorrect.">
+                    <a:extLst>
+                      <a:ext uri="{FF2B5EF4-FFF2-40B4-BE49-F238E27FC236}">
+                        <a16:creationId xmlns:a16="http://schemas.microsoft.com/office/drawing/2014/main" id="{2ADF4236-C311-988C-1EAF-F33444BF8989}"/>
+                      </a:ext>
+                    </a:extLst>
+                  </pic:cNvPr>
+                  <pic:cNvPicPr>
+                    <a:picLocks noChangeAspect="1"/>
+                  </pic:cNvPicPr>
+                </pic:nvPicPr>
+                <pic:blipFill rotWithShape="1">
+                  <a:blip r:embed="rId1">
+                    <a:extLst>
+                      <a:ext uri="{28A0092B-C50C-407E-A947-70E740481C1C}">
+                        <a14:useLocalDpi xmlns:a14="http://schemas.microsoft.com/office/drawing/2010/main" val="0"/>
+                      </a:ext>
+                    </a:extLst>
+                  </a:blip>
+                  <a:srcRect r="18171" b="16231"/>
+                  <a:stretch>
+                    <a:fillRect/>
+                  </a:stretch>
+                </pic:blipFill>
+                <pic:spPr bwMode="auto">
+                  <a:xfrm>
+                    <a:off x="0" y="0"/>
+                    <a:ext cx="2092960" cy="556895"/>
+                  </a:xfrm>
+                  <a:prstGeom prst="rect">
+                    <a:avLst/>
+                  </a:prstGeom>
+                  <a:noFill/>
+                  <a:ln>
+                    <a:noFill/>
+                  </a:ln>
+                  <a:extLst>
+                    <a:ext uri="{53640926-AAD7-44D8-BBD7-CCE9431645EC}">
+                      <a14:shadowObscured xmlns:a14="http://schemas.microsoft.com/office/drawing/2010/main"/>
+                    </a:ext>
+                  </a:extLst>
+                </pic:spPr>
+              </pic:pic>
+            </a:graphicData>
+          </a:graphic>
+        </wp:anchor>
+      </w:drawing>
+    </w:r>
+    <w:r>
+      <w:rPr>
+        <w:noProof/>
+      </w:rPr>
+      <w:drawing>
+        <wp:anchor distT="0" distB="0" distL="114300" distR="114300" simplePos="0" relativeHeight="251663360" behindDoc="0" locked="0" layoutInCell="1" allowOverlap="1" wp14:anchorId="0E4EC651" wp14:editId="5B7B7810">
+          <wp:simplePos x="0" y="0"/>
+          <wp:positionH relativeFrom="column">
+            <wp:posOffset>0</wp:posOffset>
+          </wp:positionH>
+          <wp:positionV relativeFrom="paragraph">
+            <wp:posOffset>-437956</wp:posOffset>
+          </wp:positionV>
+          <wp:extent cx="1216025" cy="909955"/>
+          <wp:effectExtent l="0" t="0" r="3175" b="4445"/>
+          <wp:wrapNone/>
+          <wp:docPr id="659711344" name="Gráfico 5"/>
+          <wp:cNvGraphicFramePr>
+            <a:graphicFrameLocks xmlns:a="http://schemas.openxmlformats.org/drawingml/2006/main" noChangeAspect="1"/>
+          </wp:cNvGraphicFramePr>
+          <a:graphic xmlns:a="http://schemas.openxmlformats.org/drawingml/2006/main">
+            <a:graphicData uri="http://schemas.openxmlformats.org/drawingml/2006/picture">
+              <pic:pic xmlns:pic="http://schemas.openxmlformats.org/drawingml/2006/picture">
+                <pic:nvPicPr>
+                  <pic:cNvPr id="677588393" name="Gráfico 5"/>
+                  <pic:cNvPicPr>
+                    <a:picLocks noChangeAspect="1"/>
+                  </pic:cNvPicPr>
+                </pic:nvPicPr>
+                <pic:blipFill rotWithShape="1">
+                  <a:blip r:embed="rId2">
+                    <a:extLst>
+                      <a:ext uri="{28A0092B-C50C-407E-A947-70E740481C1C}">
+                        <a14:useLocalDpi xmlns:a14="http://schemas.microsoft.com/office/drawing/2010/main" val="0"/>
+                      </a:ext>
+                      <a:ext uri="{96DAC541-7B7A-43D3-8B79-37D633B846F1}">
+                        <asvg:svgBlip xmlns:asvg="http://schemas.microsoft.com/office/drawing/2016/SVG/main" r:embed="rId3"/>
+                      </a:ext>
+                    </a:extLst>
+                  </a:blip>
+                  <a:srcRect l="12497" t="14853" r="20703" b="13215"/>
+                  <a:stretch/>
+                </pic:blipFill>
+                <pic:spPr bwMode="auto">
+                  <a:xfrm>
+                    <a:off x="0" y="0"/>
+                    <a:ext cx="1216025" cy="909955"/>
+                  </a:xfrm>
+                  <a:prstGeom prst="rect">
+                    <a:avLst/>
+                  </a:prstGeom>
+                  <a:ln>
+                    <a:noFill/>
+                  </a:ln>
+                  <a:extLst>
+                    <a:ext uri="{53640926-AAD7-44D8-BBD7-CCE9431645EC}">
+                      <a14:shadowObscured xmlns:a14="http://schemas.microsoft.com/office/drawing/2010/main"/>
+                    </a:ext>
+                  </a:extLst>
+                </pic:spPr>
+              </pic:pic>
+            </a:graphicData>
+          </a:graphic>
+        </wp:anchor>
+      </w:drawing>
+    </w:r>
   </w:p>
 </w:hdr>
 </file>
@@ -5925,7 +5807,6 @@
     <w:sig w:usb0="00000000" w:usb1="10000000" w:usb2="00000000" w:usb3="00000000" w:csb0="80000000" w:csb1="00000000"/>
   </w:font>
   <w:font w:name="Noto Sans Symbols">
-    <w:altName w:val="Calibri"/>
     <w:charset w:val="00"/>
     <w:family w:val="auto"/>
     <w:pitch w:val="default"/>
@@ -6019,6 +5900,7 @@
     <w:rsid w:val="00A14DC3"/>
     <w:rsid w:val="00B321C4"/>
     <w:rsid w:val="00B93177"/>
+    <w:rsid w:val="00BA43EA"/>
     <w:rsid w:val="00BF5495"/>
     <w:rsid w:val="00CB5A8F"/>
     <w:rsid w:val="00CE2C8E"/>
